--- a/07_SCI_TUST/Chapter00_總綱/Wade.docx
+++ b/07_SCI_TUST/Chapter00_總綱/Wade.docx
@@ -6,7 +6,6 @@
       <w:pPr>
         <w:pStyle w:val="21"/>
         <w:rPr>
-          <w:rFonts w:hint="eastAsia"/>
           <w:sz w:val="32"/>
           <w:szCs w:val="32"/>
           <w:lang w:eastAsia="zh-TW"/>
@@ -574,7 +573,6 @@
       <w:pPr>
         <w:ind w:left="360"/>
         <w:rPr>
-          <w:rFonts w:hint="eastAsia"/>
           <w:sz w:val="28"/>
           <w:szCs w:val="28"/>
           <w:lang w:eastAsia="zh-TW"/>
@@ -677,18 +675,18 @@
           <w:rFonts w:ascii="Times New Roman" w:eastAsia="標楷體" w:hAnsi="Times New Roman"/>
           <w:sz w:val="32"/>
           <w:szCs w:val="32"/>
+          <w:lang w:eastAsia="zh-TW"/>
         </w:rPr>
       </w:pPr>
-      <w:proofErr w:type="spellStart"/>
       <w:r>
         <w:rPr>
           <w:rFonts w:ascii="Times New Roman" w:eastAsia="標楷體" w:hAnsi="Times New Roman"/>
           <w:sz w:val="32"/>
           <w:szCs w:val="32"/>
+          <w:lang w:eastAsia="zh-TW"/>
         </w:rPr>
         <w:t>三、材料</w:t>
       </w:r>
-      <w:proofErr w:type="spellEnd"/>
     </w:p>
     <w:p>
       <w:pPr>
@@ -1189,7 +1187,6 @@
       <w:pPr>
         <w:ind w:left="360"/>
         <w:rPr>
-          <w:rFonts w:hint="eastAsia"/>
           <w:sz w:val="28"/>
           <w:szCs w:val="28"/>
           <w:lang w:eastAsia="zh-TW"/>
@@ -1586,7 +1583,6 @@
     <w:p>
       <w:pPr>
         <w:rPr>
-          <w:rFonts w:hint="eastAsia"/>
           <w:b/>
           <w:bCs/>
           <w:szCs w:val="24"/>
@@ -2142,6 +2138,8 @@
       </w:r>
       <w:r>
         <w:rPr>
+          <w:b/>
+          <w:bCs/>
           <w:sz w:val="28"/>
           <w:szCs w:val="28"/>
           <w:lang w:eastAsia="zh-TW"/>
@@ -2151,6 +2149,8 @@
       <w:r>
         <w:rPr>
           <w:rFonts w:hint="eastAsia"/>
+          <w:b/>
+          <w:bCs/>
           <w:sz w:val="28"/>
           <w:szCs w:val="28"/>
           <w:lang w:eastAsia="zh-TW"/>
@@ -2160,6 +2160,8 @@
       <w:r>
         <w:rPr>
           <w:rFonts w:hint="eastAsia"/>
+          <w:b/>
+          <w:bCs/>
           <w:sz w:val="28"/>
           <w:szCs w:val="28"/>
           <w:lang w:eastAsia="zh-TW"/>
@@ -2169,6 +2171,8 @@
       <w:r>
         <w:rPr>
           <w:rFonts w:hint="eastAsia"/>
+          <w:b/>
+          <w:bCs/>
           <w:sz w:val="28"/>
           <w:szCs w:val="28"/>
           <w:lang w:eastAsia="zh-TW"/>
@@ -2178,6 +2182,8 @@
       <w:r>
         <w:rPr>
           <w:rFonts w:hint="eastAsia"/>
+          <w:b/>
+          <w:bCs/>
           <w:sz w:val="28"/>
           <w:szCs w:val="28"/>
           <w:lang w:eastAsia="zh-TW"/>
@@ -2401,7 +2407,6 @@
       <w:pPr>
         <w:jc w:val="both"/>
         <w:rPr>
-          <w:rFonts w:hint="eastAsia"/>
           <w:sz w:val="28"/>
           <w:szCs w:val="28"/>
           <w:lang w:eastAsia="zh-TW"/>
@@ -2474,7 +2479,6 @@
       <w:pPr>
         <w:jc w:val="both"/>
         <w:rPr>
-          <w:rFonts w:hint="eastAsia"/>
           <w:lang w:eastAsia="zh-TW"/>
         </w:rPr>
       </w:pPr>
@@ -3394,6 +3398,7 @@
   <w:style w:type="character" w:default="1" w:styleId="a2">
     <w:name w:val="Default Paragraph Font"/>
     <w:uiPriority w:val="1"/>
+    <w:semiHidden/>
     <w:unhideWhenUsed/>
   </w:style>
   <w:style w:type="table" w:default="1" w:styleId="a3">
